--- a/courseware/LG-Design Thinking Course for Businesses.docx
+++ b/courseware/LG-Design Thinking Course for Businesses.docx
@@ -322,7 +322,7 @@
               <w:rPr>
                 <w:sz w:val="19"/>
               </w:rPr>
-              <w:t>Previous release under course code TGS-2020503676.</w:t>
+              <w:t>Previous release of the Learner Guide, issued under the superseded course reference.</w:t>
             </w:r>
           </w:p>
         </w:tc>

--- a/courseware/LG-Design Thinking Course for Businesses.docx
+++ b/courseware/LG-Design Thinking Course for Businesses.docx
@@ -3259,7 +3259,7 @@
           <w:color w:val="1F6FEB"/>
           <w:sz w:val="22"/>
         </w:rPr>
-        <w:t>Written Assessment (WA) — Short-Answer Questions</w:t>
+        <w:t>Oral Questioning (OQ)</w:t>
       </w:r>
     </w:p>
     <w:p>
@@ -3267,7 +3267,23 @@
         <w:pStyle w:val="ListBullet"/>
       </w:pPr>
       <w:r>
-        <w:t>Open book, 30 minutes. You may use these slides, this Learner Guide and approved materials.</w:t>
+        <w:t>Open book, 20 minutes. The assessor asks you the questions verbally and records your answers — there is no written paper for this instrument.</w:t>
+      </w:r>
+    </w:p>
+    <w:p>
+      <w:pPr>
+        <w:pStyle w:val="ListBullet"/>
+      </w:pPr>
+      <w:r>
+        <w:t>Answer in your own words and give an example wherever you can; the assessor may ask a follow-up to confirm your understanding.</w:t>
+      </w:r>
+    </w:p>
+    <w:p>
+      <w:pPr>
+        <w:pStyle w:val="ListBullet"/>
+      </w:pPr>
+      <w:r>
+        <w:t>You may refer to these slides, this Learner Guide and approved materials while you answer.</w:t>
       </w:r>
     </w:p>
     <w:p>
